--- a/Lab3/TI_LAB_3/TI_3.docx
+++ b/Lab3/TI_LAB_3/TI_3.docx
@@ -803,6 +803,7 @@
           <w:rFonts w:ascii="Times New Roman" w:hAnsi="Times New Roman"/>
           <w:b/>
           <w:bCs/>
+          <w:noProof/>
           <w:sz w:val="28"/>
           <w:szCs w:val="28"/>
           <w:lang w:val="en-US"/>
@@ -887,6 +888,7 @@
           <w:rFonts w:ascii="Times New Roman" w:hAnsi="Times New Roman"/>
           <w:b/>
           <w:bCs/>
+          <w:noProof/>
           <w:sz w:val="28"/>
           <w:szCs w:val="28"/>
           <w:lang w:val="en-US"/>
@@ -1005,6 +1007,7 @@
           <w:rFonts w:ascii="Times New Roman" w:hAnsi="Times New Roman"/>
           <w:b/>
           <w:bCs/>
+          <w:noProof/>
           <w:sz w:val="28"/>
           <w:szCs w:val="28"/>
           <w:lang w:val="en-US"/>
@@ -1089,6 +1092,7 @@
           <w:rFonts w:ascii="Times New Roman" w:hAnsi="Times New Roman"/>
           <w:b/>
           <w:bCs/>
+          <w:noProof/>
           <w:sz w:val="28"/>
           <w:szCs w:val="28"/>
         </w:rPr>
@@ -1140,17 +1144,6 @@
           <w:lang w:val="en-US"/>
         </w:rPr>
       </w:pPr>
-      <w:r>
-        <w:rPr>
-          <w:rFonts w:ascii="Times New Roman" w:hAnsi="Times New Roman"/>
-          <w:b/>
-          <w:bCs/>
-          <w:sz w:val="28"/>
-          <w:szCs w:val="28"/>
-          <w:lang w:val="en-US"/>
-        </w:rPr>
-        <w:t>S</w:t>
-      </w:r>
     </w:p>
     <w:p>
       <w:pPr>
@@ -1229,6 +1222,7 @@
           <w:rFonts w:ascii="Times New Roman" w:hAnsi="Times New Roman"/>
           <w:b/>
           <w:bCs/>
+          <w:noProof/>
           <w:sz w:val="28"/>
           <w:szCs w:val="28"/>
           <w:lang w:val="en-US"/>
@@ -1313,6 +1307,7 @@
           <w:rFonts w:ascii="Times New Roman" w:hAnsi="Times New Roman"/>
           <w:b/>
           <w:bCs/>
+          <w:noProof/>
           <w:sz w:val="28"/>
           <w:szCs w:val="28"/>
           <w:lang w:val="en-US"/>
@@ -1977,6 +1972,7 @@
   <w:style w:type="character" w:default="1" w:styleId="a0">
     <w:name w:val="Default Paragraph Font"/>
     <w:uiPriority w:val="1"/>
+    <w:semiHidden/>
     <w:unhideWhenUsed/>
   </w:style>
   <w:style w:type="table" w:default="1" w:styleId="a1">
